--- a/ky/wisdom-stories/giving-without-money.docx
+++ b/ky/wisdom-stories/giving-without-money.docx
@@ -48,7 +48,7 @@
     </w:p>
     <w:p>
       <w:r>
-        <w:t>— Жүзүңө жылмаюу алып, бирөөнүн көңүлүн көтөрө аласың.</w:t>
+        <w:t>— Жылмайып, бирөөнүн көңүлүн көтөрө аласың.</w:t>
       </w:r>
     </w:p>
     <w:p>
